--- a/ticvai/handoff/TICVAI_Ingestion_Audit.docx
+++ b/ticvai/handoff/TICVAI_Ingestion_Audit.docx
@@ -105,7 +105,7 @@
           <w:sz w:val="28"/>
           <w:szCs w:val="28"/>
         </w:rPr>
-        <w:t xml:space="preserve">The audit, in order, and why each step exists</w:t>
+        <w:t xml:space="preserve">Seven steps, nineteen audits, and why each exists</w:t>
       </w:r>
     </w:p>
     <w:p>
@@ -320,8 +320,14 @@
       <w:r>
         <w:t xml:space="preserve">”</w:t>
       </w:r>
-    </w:p>
-    <w:bookmarkStart w:id="27" w:name="Xd6169ee4d81837af46daebfae535c89d89bbb7f"/>
+      <w:r>
+        <w:t xml:space="preserve"> </w:t>
+      </w:r>
+      <w:r>
+        <w:t xml:space="preserve">toc: true</w:t>
+      </w:r>
+    </w:p>
+    <w:bookmarkStart w:id="28" w:name="Xd6169ee4d81837af46daebfae535c89d89bbb7f"/>
     <w:p>
       <w:pPr>
         <w:pStyle w:val="Heading1"/>
@@ -1600,8 +1606,8 @@
         <w:jc w:val="start"/>
       </w:tblPr>
       <w:tblGrid>
-        <w:gridCol w:w="2238"/>
-        <w:gridCol w:w="5681"/>
+        <w:gridCol w:w="3960"/>
+        <w:gridCol w:w="3960"/>
       </w:tblGrid>
       <w:tr>
         <w:trPr>
@@ -1822,13 +1828,36 @@
       </w:r>
     </w:p>
     <w:bookmarkEnd w:id="25"/>
-    <w:bookmarkStart w:id="26" w:name="regenerate-and-diff-the-counts"/>
+    <w:bookmarkStart w:id="26" w:name="run-the-link-audit"/>
     <w:p>
       <w:pPr>
         <w:pStyle w:val="Heading2"/>
       </w:pPr>
       <w:r>
-        <w:t xml:space="preserve">6 · Regenerate and diff the counts</w:t>
+        <w:t xml:space="preserve">6 · Run the link audit</w:t>
+      </w:r>
+    </w:p>
+    <w:p>
+      <w:pPr>
+        <w:pStyle w:val="SourceCode"/>
+      </w:pPr>
+      <w:r>
+        <w:rPr>
+          <w:rStyle w:val="ExtensionTok"/>
+        </w:rPr>
+        <w:t xml:space="preserve">python3</w:t>
+      </w:r>
+      <w:r>
+        <w:rPr>
+          <w:rStyle w:val="NormalTok"/>
+        </w:rPr>
+        <w:t xml:space="preserve"> tools/audit-links.py </w:t>
+      </w:r>
+      <w:r>
+        <w:rPr>
+          <w:rStyle w:val="AttributeTok"/>
+        </w:rPr>
+        <w:t xml:space="preserve">--detail</w:t>
       </w:r>
     </w:p>
     <w:p>
@@ -1837,6 +1866,22 @@
       </w:pPr>
       <w:r>
         <w:rPr>
+          <w:bCs/>
+          <w:b/>
+        </w:rPr>
+        <w:t xml:space="preserve">Nine directions, and a non-zero count is a link a reader can follow into nothing.</w:t>
+      </w:r>
+      <w:r>
+        <w:t xml:space="preserve"> </w:t>
+      </w:r>
+      <w:r>
+        <w:t xml:space="preserve">It runs inside</w:t>
+      </w:r>
+      <w:r>
+        <w:t xml:space="preserve"> </w:t>
+      </w:r>
+      <w:r>
+        <w:rPr>
           <w:rStyle w:val="VerbatimChar"/>
         </w:rPr>
         <w:t xml:space="preserve">refresh.sh</w:t>
@@ -1845,6 +1890,292 @@
         <w:t xml:space="preserve"> </w:t>
       </w:r>
       <w:r>
+        <w:t xml:space="preserve">as the tenth check, but run it with</w:t>
+      </w:r>
+      <w:r>
+        <w:t xml:space="preserve"> </w:t>
+      </w:r>
+      <w:r>
+        <w:rPr>
+          <w:rStyle w:val="VerbatimChar"/>
+        </w:rPr>
+        <w:t xml:space="preserve">--detail</w:t>
+      </w:r>
+      <w:r>
+        <w:t xml:space="preserve"> </w:t>
+      </w:r>
+      <w:r>
+        <w:t xml:space="preserve">after a pack because that is when it</w:t>
+      </w:r>
+      <w:r>
+        <w:t xml:space="preserve"> </w:t>
+      </w:r>
+      <w:r>
+        <w:t xml:space="preserve">fires.</w:t>
+      </w:r>
+    </w:p>
+    <w:p>
+      <w:pPr>
+        <w:pStyle w:val="BodyText"/>
+      </w:pPr>
+      <w:r>
+        <w:rPr>
+          <w:rStyle w:val="VerbatimChar"/>
+          <w:bCs/>
+          <w:b/>
+        </w:rPr>
+        <w:t xml:space="preserve">screen -&gt; board anchor</w:t>
+      </w:r>
+      <w:r>
+        <w:rPr>
+          <w:bCs/>
+          <w:b/>
+        </w:rPr>
+        <w:t xml:space="preserve"> </w:t>
+      </w:r>
+      <w:r>
+        <w:rPr>
+          <w:bCs/>
+          <w:b/>
+        </w:rPr>
+        <w:t xml:space="preserve">is the one a pack breaks.</w:t>
+      </w:r>
+      <w:r>
+        <w:t xml:space="preserve"> </w:t>
+      </w:r>
+      <w:r>
+        <w:t xml:space="preserve">It checks two claims per screen — the board</w:t>
+      </w:r>
+      <w:r>
+        <w:t xml:space="preserve"> </w:t>
+      </w:r>
+      <w:r>
+        <w:t xml:space="preserve">file exists, and the anchor exists inside it — plus every</w:t>
+      </w:r>
+      <w:r>
+        <w:t xml:space="preserve"> </w:t>
+      </w:r>
+      <w:r>
+        <w:rPr>
+          <w:rStyle w:val="VerbatimChar"/>
+        </w:rPr>
+        <w:t xml:space="preserve">boardFrames</w:t>
+      </w:r>
+      <w:r>
+        <w:t xml:space="preserve"> </w:t>
+      </w:r>
+      <w:r>
+        <w:t xml:space="preserve">entry against every board on</w:t>
+      </w:r>
+      <w:r>
+        <w:t xml:space="preserve"> </w:t>
+      </w:r>
+      <w:r>
+        <w:t xml:space="preserve">disk.</w:t>
+      </w:r>
+    </w:p>
+    <w:p>
+      <w:pPr>
+        <w:pStyle w:val="BodyText"/>
+      </w:pPr>
+      <w:r>
+        <w:rPr>
+          <w:bCs/>
+          <w:b/>
+        </w:rPr>
+        <w:t xml:space="preserve">156 broke on 31 August and all 156 were case drift</w:t>
+      </w:r>
+      <w:r>
+        <w:t xml:space="preserve">:</w:t>
+      </w:r>
+      <w:r>
+        <w:t xml:space="preserve"> </w:t>
+      </w:r>
+      <w:r>
+        <w:rPr>
+          <w:rStyle w:val="VerbatimChar"/>
+        </w:rPr>
+        <w:t xml:space="preserve">boardFrames</w:t>
+      </w:r>
+      <w:r>
+        <w:t xml:space="preserve"> </w:t>
+      </w:r>
+      <w:r>
+        <w:t xml:space="preserve">held</w:t>
+      </w:r>
+      <w:r>
+        <w:t xml:space="preserve"> </w:t>
+      </w:r>
+      <w:r>
+        <w:rPr>
+          <w:rStyle w:val="VerbatimChar"/>
+        </w:rPr>
+        <w:t xml:space="preserve">POS-2A</w:t>
+      </w:r>
+      <w:r>
+        <w:t xml:space="preserve"> </w:t>
+      </w:r>
+      <w:r>
+        <w:t xml:space="preserve">where the board</w:t>
+      </w:r>
+      <w:r>
+        <w:t xml:space="preserve"> </w:t>
+      </w:r>
+      <w:r>
+        <w:t xml:space="preserve">anchored on</w:t>
+      </w:r>
+      <w:r>
+        <w:t xml:space="preserve"> </w:t>
+      </w:r>
+      <w:r>
+        <w:rPr>
+          <w:rStyle w:val="VerbatimChar"/>
+        </w:rPr>
+        <w:t xml:space="preserve">pos-2b</w:t>
+      </w:r>
+      <w:r>
+        <w:t xml:space="preserve">.</w:t>
+      </w:r>
+      <w:r>
+        <w:t xml:space="preserve"> </w:t>
+      </w:r>
+      <w:r>
+        <w:rPr>
+          <w:rStyle w:val="VerbatimChar"/>
+          <w:bCs/>
+          <w:b/>
+        </w:rPr>
+        <w:t xml:space="preserve">check-wireframes</w:t>
+      </w:r>
+      <w:r>
+        <w:rPr>
+          <w:bCs/>
+          <w:b/>
+        </w:rPr>
+        <w:t xml:space="preserve"> </w:t>
+      </w:r>
+      <w:r>
+        <w:rPr>
+          <w:bCs/>
+          <w:b/>
+        </w:rPr>
+        <w:t xml:space="preserve">did not see them</w:t>
+      </w:r>
+      <w:r>
+        <w:t xml:space="preserve"> </w:t>
+      </w:r>
+      <w:r>
+        <w:t xml:space="preserve">because it only reads</w:t>
+      </w:r>
+      <w:r>
+        <w:t xml:space="preserve"> </w:t>
+      </w:r>
+      <w:r>
+        <w:rPr>
+          <w:rStyle w:val="VerbatimChar"/>
+        </w:rPr>
+        <w:t xml:space="preserve">wireframe.board</w:t>
+      </w:r>
+      <w:r>
+        <w:t xml:space="preserve">, not</w:t>
+      </w:r>
+      <w:r>
+        <w:t xml:space="preserve"> </w:t>
+      </w:r>
+      <w:r>
+        <w:rPr>
+          <w:rStyle w:val="VerbatimChar"/>
+        </w:rPr>
+        <w:t xml:space="preserve">boardFrames</w:t>
+      </w:r>
+      <w:r>
+        <w:t xml:space="preserve">, and the frames had been recorded from a pack that uppercased</w:t>
+      </w:r>
+      <w:r>
+        <w:t xml:space="preserve"> </w:t>
+      </w:r>
+      <w:r>
+        <w:t xml:space="preserve">its labels.</w:t>
+      </w:r>
+    </w:p>
+    <w:p>
+      <w:pPr>
+        <w:pStyle w:val="BodyText"/>
+      </w:pPr>
+      <w:r>
+        <w:rPr>
+          <w:bCs/>
+          <w:b/>
+        </w:rPr>
+        <w:t xml:space="preserve">The audit also reports reach, which is not integrity.</w:t>
+      </w:r>
+      <w:r>
+        <w:t xml:space="preserve"> </w:t>
+      </w:r>
+      <w:r>
+        <w:t xml:space="preserve">A link that resolves is not the same as a</w:t>
+      </w:r>
+      <w:r>
+        <w:t xml:space="preserve"> </w:t>
+      </w:r>
+      <w:r>
+        <w:t xml:space="preserve">link that exists:</w:t>
+      </w:r>
+      <w:r>
+        <w:t xml:space="preserve"> </w:t>
+      </w:r>
+      <w:r>
+        <w:rPr>
+          <w:rStyle w:val="VerbatimChar"/>
+        </w:rPr>
+        <w:t xml:space="preserve">screens with no board</w:t>
+      </w:r>
+      <w:r>
+        <w:t xml:space="preserve"> </w:t>
+      </w:r>
+      <w:r>
+        <w:t xml:space="preserve">counts screens nobody has pointed anywhere, and</w:t>
+      </w:r>
+      <w:r>
+        <w:t xml:space="preserve"> </w:t>
+      </w:r>
+      <w:r>
+        <w:rPr>
+          <w:rStyle w:val="VerbatimChar"/>
+        </w:rPr>
+        <w:t xml:space="preserve">screens drawn</w:t>
+      </w:r>
+      <w:r>
+        <w:t xml:space="preserve"> </w:t>
+      </w:r>
+      <w:r>
+        <w:t xml:space="preserve">separates a client drawing from a generated one.</w:t>
+      </w:r>
+    </w:p>
+    <w:bookmarkEnd w:id="26"/>
+    <w:bookmarkStart w:id="27" w:name="regenerate-and-diff-the-counts"/>
+    <w:p>
+      <w:pPr>
+        <w:pStyle w:val="Heading2"/>
+      </w:pPr>
+      <w:r>
+        <w:t xml:space="preserve">7 · Regenerate and diff the counts</w:t>
+      </w:r>
+    </w:p>
+    <w:p>
+      <w:pPr>
+        <w:pStyle w:val="FirstParagraph"/>
+      </w:pPr>
+      <w:r>
+        <w:rPr>
+          <w:rStyle w:val="VerbatimChar"/>
+        </w:rPr>
+        <w:t xml:space="preserve">refresh.sh</w:t>
+      </w:r>
+      <w:r>
+        <w:t xml:space="preserve"> </w:t>
+      </w:r>
+      <w:r>
         <w:t xml:space="preserve">writes</w:t>
       </w:r>
       <w:r>
@@ -1887,9 +2218,9 @@
         <w:t xml:space="preserve">expect it to is the signal.</w:t>
       </w:r>
     </w:p>
-    <w:bookmarkEnd w:id="26"/>
     <w:bookmarkEnd w:id="27"/>
-    <w:bookmarkStart w:id="29" w:name="the-audits-added-since-the-packs-landed"/>
+    <w:bookmarkEnd w:id="28"/>
+    <w:bookmarkStart w:id="31" w:name="the-audits-added-since-the-packs-landed"/>
     <w:p>
       <w:pPr>
         <w:pStyle w:val="Heading1"/>
@@ -1962,9 +2293,9 @@
         <w:jc w:val="start"/>
       </w:tblPr>
       <w:tblGrid>
-        <w:gridCol w:w="1848"/>
-        <w:gridCol w:w="3300"/>
-        <w:gridCol w:w="2772"/>
+        <w:gridCol w:w="1806"/>
+        <w:gridCol w:w="3334"/>
+        <w:gridCol w:w="2778"/>
       </w:tblGrid>
       <w:tr>
         <w:trPr>
@@ -2806,14 +3137,335 @@
           </w:p>
         </w:tc>
       </w:tr>
+      <w:tr>
+        <w:tc>
+          <w:tcPr/>
+          <w:p>
+            <w:pPr>
+              <w:pStyle w:val="Compact"/>
+              <w:jc w:val="left"/>
+            </w:pPr>
+            <w:r>
+              <w:rPr>
+                <w:bCs/>
+                <w:b/>
+              </w:rPr>
+              <w:t xml:space="preserve">Cross-surface parity</w:t>
+            </w:r>
+          </w:p>
+        </w:tc>
+        <w:tc>
+          <w:tcPr/>
+          <w:p>
+            <w:pPr>
+              <w:pStyle w:val="Compact"/>
+              <w:jc w:val="left"/>
+            </w:pPr>
+            <w:r>
+              <w:t xml:space="preserve">Two guest surfaces sharing a screen name vs. the operations each calls</w:t>
+            </w:r>
+          </w:p>
+        </w:tc>
+        <w:tc>
+          <w:tcPr/>
+          <w:p>
+            <w:pPr>
+              <w:pStyle w:val="Compact"/>
+              <w:jc w:val="left"/>
+            </w:pPr>
+            <w:r>
+              <w:t xml:space="preserve">13 —</w:t>
+            </w:r>
+            <w:r>
+              <w:t xml:space="preserve"> </w:t>
+            </w:r>
+            <w:r>
+              <w:rPr>
+                <w:rStyle w:val="VerbatimChar"/>
+              </w:rPr>
+              <w:t xml:space="preserve">Loyalty &amp; Rewards</w:t>
+            </w:r>
+            <w:r>
+              <w:t xml:space="preserve"> </w:t>
+            </w:r>
+            <w:r>
+              <w:t xml:space="preserve">shared</w:t>
+            </w:r>
+            <w:r>
+              <w:t xml:space="preserve"> </w:t>
+            </w:r>
+            <w:r>
+              <w:rPr>
+                <w:bCs/>
+                <w:b/>
+              </w:rPr>
+              <w:t xml:space="preserve">zero of nine</w:t>
+            </w:r>
+          </w:p>
+        </w:tc>
+      </w:tr>
+      <w:tr>
+        <w:tc>
+          <w:tcPr/>
+          <w:p>
+            <w:pPr>
+              <w:pStyle w:val="Compact"/>
+              <w:jc w:val="left"/>
+            </w:pPr>
+            <w:r>
+              <w:rPr>
+                <w:bCs/>
+                <w:b/>
+              </w:rPr>
+              <w:t xml:space="preserve">Placeholder group</w:t>
+            </w:r>
+          </w:p>
+        </w:tc>
+        <w:tc>
+          <w:tcPr/>
+          <w:p>
+            <w:pPr>
+              <w:pStyle w:val="Compact"/>
+              <w:jc w:val="left"/>
+            </w:pPr>
+            <w:r>
+              <w:rPr>
+                <w:rStyle w:val="VerbatimChar"/>
+              </w:rPr>
+              <w:t xml:space="preserve">module</w:t>
+            </w:r>
+            <w:r>
+              <w:t xml:space="preserve"> </w:t>
+            </w:r>
+            <w:r>
+              <w:t xml:space="preserve">against a list of placeholder words</w:t>
+            </w:r>
+          </w:p>
+        </w:tc>
+        <w:tc>
+          <w:tcPr/>
+          <w:p>
+            <w:pPr>
+              <w:pStyle w:val="Compact"/>
+              <w:jc w:val="left"/>
+            </w:pPr>
+            <w:r>
+              <w:rPr>
+                <w:bCs/>
+                <w:b/>
+              </w:rPr>
+              <w:t xml:space="preserve">124</w:t>
+            </w:r>
+            <w:r>
+              <w:t xml:space="preserve"> </w:t>
+            </w:r>
+            <w:r>
+              <w:t xml:space="preserve">reading</w:t>
+            </w:r>
+            <w:r>
+              <w:t xml:space="preserve"> </w:t>
+            </w:r>
+            <w:r>
+              <w:rPr>
+                <w:rStyle w:val="VerbatimChar"/>
+              </w:rPr>
+              <w:t xml:space="preserve">TODO</w:t>
+            </w:r>
+            <w:r>
+              <w:t xml:space="preserve">, including 59 of 63 on P02</w:t>
+            </w:r>
+          </w:p>
+        </w:tc>
+      </w:tr>
+      <w:tr>
+        <w:tc>
+          <w:tcPr/>
+          <w:p>
+            <w:pPr>
+              <w:pStyle w:val="Compact"/>
+              <w:jc w:val="left"/>
+            </w:pPr>
+            <w:r>
+              <w:rPr>
+                <w:bCs/>
+                <w:b/>
+              </w:rPr>
+              <w:t xml:space="preserve">Unrecognised board</w:t>
+            </w:r>
+          </w:p>
+        </w:tc>
+        <w:tc>
+          <w:tcPr/>
+          <w:p>
+            <w:pPr>
+              <w:pStyle w:val="Compact"/>
+              <w:jc w:val="left"/>
+            </w:pPr>
+            <w:r>
+              <w:t xml:space="preserve">Files in</w:t>
+            </w:r>
+            <w:r>
+              <w:t xml:space="preserve"> </w:t>
+            </w:r>
+            <w:r>
+              <w:rPr>
+                <w:rStyle w:val="VerbatimChar"/>
+              </w:rPr>
+              <w:t xml:space="preserve">wireframes/</w:t>
+            </w:r>
+            <w:r>
+              <w:t xml:space="preserve"> </w:t>
+            </w:r>
+            <w:r>
+              <w:t xml:space="preserve">vs. what the manifest accounts for</w:t>
+            </w:r>
+          </w:p>
+        </w:tc>
+        <w:tc>
+          <w:tcPr/>
+          <w:p>
+            <w:pPr>
+              <w:pStyle w:val="Compact"/>
+              <w:jc w:val="left"/>
+            </w:pPr>
+            <w:r>
+              <w:t xml:space="preserve">17 — a consumer counted</w:t>
+            </w:r>
+            <w:r>
+              <w:t xml:space="preserve"> </w:t>
+            </w:r>
+            <w:r>
+              <w:rPr>
+                <w:bCs/>
+                <w:b/>
+              </w:rPr>
+              <w:t xml:space="preserve">811 frames against a real 359</w:t>
+            </w:r>
+          </w:p>
+        </w:tc>
+      </w:tr>
+      <w:tr>
+        <w:tc>
+          <w:tcPr/>
+          <w:p>
+            <w:pPr>
+              <w:pStyle w:val="Compact"/>
+              <w:jc w:val="left"/>
+            </w:pPr>
+            <w:r>
+              <w:rPr>
+                <w:bCs/>
+                <w:b/>
+              </w:rPr>
+              <w:t xml:space="preserve">Anchor collision</w:t>
+            </w:r>
+          </w:p>
+        </w:tc>
+        <w:tc>
+          <w:tcPr/>
+          <w:p>
+            <w:pPr>
+              <w:pStyle w:val="Compact"/>
+              <w:jc w:val="left"/>
+            </w:pPr>
+            <w:r>
+              <w:t xml:space="preserve">An anchor appearing on more than one board</w:t>
+            </w:r>
+          </w:p>
+        </w:tc>
+        <w:tc>
+          <w:tcPr/>
+          <w:p>
+            <w:pPr>
+              <w:pStyle w:val="Compact"/>
+              <w:jc w:val="left"/>
+            </w:pPr>
+            <w:r>
+              <w:t xml:space="preserve">22 — Claude Design adopted our screen ids as frame ids</w:t>
+            </w:r>
+          </w:p>
+        </w:tc>
+      </w:tr>
+      <w:tr>
+        <w:tc>
+          <w:tcPr/>
+          <w:p>
+            <w:pPr>
+              <w:pStyle w:val="Compact"/>
+              <w:jc w:val="left"/>
+            </w:pPr>
+            <w:r>
+              <w:rPr>
+                <w:rStyle w:val="VerbatimChar"/>
+                <w:bCs/>
+                <w:b/>
+              </w:rPr>
+              <w:t xml:space="preserve">boardFrames</w:t>
+            </w:r>
+            <w:r>
+              <w:rPr>
+                <w:bCs/>
+                <w:b/>
+              </w:rPr>
+              <w:t xml:space="preserve"> </w:t>
+            </w:r>
+            <w:r>
+              <w:rPr>
+                <w:bCs/>
+                <w:b/>
+              </w:rPr>
+              <w:t xml:space="preserve">resolution</w:t>
+            </w:r>
+          </w:p>
+        </w:tc>
+        <w:tc>
+          <w:tcPr/>
+          <w:p>
+            <w:pPr>
+              <w:pStyle w:val="Compact"/>
+              <w:jc w:val="left"/>
+            </w:pPr>
+            <w:r>
+              <w:t xml:space="preserve">Every claimed frame vs. every board on disk</w:t>
+            </w:r>
+          </w:p>
+        </w:tc>
+        <w:tc>
+          <w:tcPr/>
+          <w:p>
+            <w:pPr>
+              <w:pStyle w:val="Compact"/>
+              <w:jc w:val="left"/>
+            </w:pPr>
+            <w:r>
+              <w:t xml:space="preserve">156 stale, all case drift</w:t>
+            </w:r>
+            <w:r>
+              <w:t xml:space="preserve"> </w:t>
+            </w:r>
+            <w:r>
+              <w:rPr>
+                <w:rStyle w:val="VerbatimChar"/>
+              </w:rPr>
+              <w:t xml:space="preserve">check-wireframes</w:t>
+            </w:r>
+            <w:r>
+              <w:t xml:space="preserve"> </w:t>
+            </w:r>
+            <w:r>
+              <w:t xml:space="preserve">could not see</w:t>
+            </w:r>
+          </w:p>
+        </w:tc>
+      </w:tr>
     </w:tbl>
-    <w:bookmarkStart w:id="28" w:name="X2a00f6004378ffbc571c51e8b57ceacf649e2e5"/>
+    <w:bookmarkStart w:id="29" w:name="what-the-manifest-is-for"/>
     <w:p>
       <w:pPr>
         <w:pStyle w:val="Heading2"/>
       </w:pPr>
       <w:r>
-        <w:t xml:space="preserve">Two things worth knowing before you add another</w:t>
+        <w:t xml:space="preserve">What the manifest is for</w:t>
       </w:r>
     </w:p>
     <w:p>
@@ -2822,22 +3474,208 @@
       </w:pPr>
       <w:r>
         <w:rPr>
-          <w:bCs/>
-          <w:b/>
-        </w:rPr>
-        <w:t xml:space="preserve">A check that measures the easy thing next to the real thing passes vacuously.</w:t>
-      </w:r>
-      <w:r>
-        <w:t xml:space="preserve"> </w:t>
-      </w:r>
-      <w:r>
-        <w:t xml:space="preserve">A patcher asserted</w:t>
-      </w:r>
-      <w:r>
-        <w:t xml:space="preserve"> </w:t>
-      </w:r>
-      <w:r>
-        <w:t xml:space="preserve">insertions and not insertions</w:t>
+          <w:rStyle w:val="VerbatimChar"/>
+          <w:bCs/>
+          <w:b/>
+        </w:rPr>
+        <w:t xml:space="preserve">wireframes/manifest.json</w:t>
+      </w:r>
+      <w:r>
+        <w:rPr>
+          <w:bCs/>
+          <w:b/>
+        </w:rPr>
+        <w:t xml:space="preserve"> </w:t>
+      </w:r>
+      <w:r>
+        <w:rPr>
+          <w:bCs/>
+          <w:b/>
+        </w:rPr>
+        <w:t xml:space="preserve">has three categories and a consumer can act on each:</w:t>
+      </w:r>
+    </w:p>
+    <w:p>
+      <w:pPr>
+        <w:pStyle w:val="BodyText"/>
+      </w:pPr>
+      <w:r>
+        <w:rPr>
+          <w:rStyle w:val="VerbatimChar"/>
+          <w:bCs/>
+          <w:b/>
+        </w:rPr>
+        <w:t xml:space="preserve">generated</w:t>
+      </w:r>
+      <w:r>
+        <w:t xml:space="preserve"> </w:t>
+      </w:r>
+      <w:r>
+        <w:t xml:space="preserve">— boards this package writes.</w:t>
+      </w:r>
+      <w:r>
+        <w:t xml:space="preserve"> </w:t>
+      </w:r>
+      <w:r>
+        <w:rPr>
+          <w:rStyle w:val="VerbatimChar"/>
+          <w:bCs/>
+          <w:b/>
+        </w:rPr>
+        <w:t xml:space="preserve">refresh.sh</w:t>
+      </w:r>
+      <w:r>
+        <w:rPr>
+          <w:bCs/>
+          <w:b/>
+        </w:rPr>
+        <w:t xml:space="preserve"> </w:t>
+      </w:r>
+      <w:r>
+        <w:rPr>
+          <w:bCs/>
+          <w:b/>
+        </w:rPr>
+        <w:t xml:space="preserve">deletes any it no longer generates</w:t>
+      </w:r>
+      <w:r>
+        <w:t xml:space="preserve">,</w:t>
+      </w:r>
+      <w:r>
+        <w:t xml:space="preserve"> </w:t>
+      </w:r>
+      <w:r>
+        <w:t xml:space="preserve">which is what stops a rename leaving a ghost.</w:t>
+      </w:r>
+      <w:r>
+        <w:t xml:space="preserve"> </w:t>
+      </w:r>
+      <w:r>
+        <w:rPr>
+          <w:rStyle w:val="VerbatimChar"/>
+          <w:bCs/>
+          <w:b/>
+        </w:rPr>
+        <w:t xml:space="preserve">P08 Staff Web Back Office.dc.html</w:t>
+      </w:r>
+      <w:r>
+        <w:rPr>
+          <w:bCs/>
+          <w:b/>
+        </w:rPr>
+        <w:t xml:space="preserve"> </w:t>
+      </w:r>
+      <w:r>
+        <w:rPr>
+          <w:bCs/>
+          <w:b/>
+        </w:rPr>
+        <w:t xml:space="preserve">outlived its</w:t>
+      </w:r>
+      <w:r>
+        <w:rPr>
+          <w:bCs/>
+          <w:b/>
+        </w:rPr>
+        <w:t xml:space="preserve"> </w:t>
+      </w:r>
+      <w:r>
+        <w:rPr>
+          <w:bCs/>
+          <w:b/>
+        </w:rPr>
+        <w:t xml:space="preserve">replacement by six days</w:t>
+      </w:r>
+      <w:r>
+        <w:t xml:space="preserve"> </w:t>
+      </w:r>
+      <w:r>
+        <w:t xml:space="preserve">at 733 KB against 383 KB, opening by name with nothing to say it was</w:t>
+      </w:r>
+      <w:r>
+        <w:t xml:space="preserve"> </w:t>
+      </w:r>
+      <w:r>
+        <w:t xml:space="preserve">superseded.</w:t>
+      </w:r>
+    </w:p>
+    <w:p>
+      <w:pPr>
+        <w:pStyle w:val="BodyText"/>
+      </w:pPr>
+      <w:r>
+        <w:rPr>
+          <w:rStyle w:val="VerbatimChar"/>
+          <w:bCs/>
+          <w:b/>
+        </w:rPr>
+        <w:t xml:space="preserve">clientPacks</w:t>
+      </w:r>
+      <w:r>
+        <w:t xml:space="preserve"> </w:t>
+      </w:r>
+      <w:r>
+        <w:t xml:space="preserve">— drawn boards, matched by a known pack prefix.</w:t>
+      </w:r>
+      <w:r>
+        <w:t xml:space="preserve"> </w:t>
+      </w:r>
+      <w:r>
+        <w:rPr>
+          <w:bCs/>
+          <w:b/>
+        </w:rPr>
+        <w:t xml:space="preserve">Never touched by any tool here</w:t>
+      </w:r>
+      <w:r>
+        <w:t xml:space="preserve">:</w:t>
+      </w:r>
+      <w:r>
+        <w:t xml:space="preserve"> </w:t>
+      </w:r>
+      <w:r>
+        <w:t xml:space="preserve">the generator did not write them and has no business removing somebody else’s work.</w:t>
+      </w:r>
+    </w:p>
+    <w:p>
+      <w:pPr>
+        <w:pStyle w:val="BodyText"/>
+      </w:pPr>
+      <w:r>
+        <w:rPr>
+          <w:rStyle w:val="VerbatimChar"/>
+          <w:bCs/>
+          <w:b/>
+        </w:rPr>
+        <w:t xml:space="preserve">unrecognised</w:t>
+      </w:r>
+      <w:r>
+        <w:t xml:space="preserve"> </w:t>
+      </w:r>
+      <w:r>
+        <w:t xml:space="preserve">— everything else.</w:t>
+      </w:r>
+      <w:r>
+        <w:t xml:space="preserve"> </w:t>
+      </w:r>
+      <w:r>
+        <w:rPr>
+          <w:bCs/>
+          <w:b/>
+        </w:rPr>
+        <w:t xml:space="preserve">This is the category that did not exist and needed to.</w:t>
+      </w:r>
+      <w:r>
+        <w:t xml:space="preserve"> </w:t>
+      </w:r>
+      <w:r>
+        <w:t xml:space="preserve">A</w:t>
+      </w:r>
+      <w:r>
+        <w:t xml:space="preserve"> </w:t>
+      </w:r>
+      <w:r>
+        <w:t xml:space="preserve">board from another product and a board superseded by a rename both used to answer</w:t>
       </w:r>
       <w:r>
         <w:t xml:space="preserve"> </w:t>
@@ -2847,6 +3685,83 @@
           <w:iCs/>
           <w:i/>
         </w:rPr>
+        <w:t xml:space="preserve">not generated</w:t>
+      </w:r>
+      <w:r>
+        <w:t xml:space="preserve">,</w:t>
+      </w:r>
+      <w:r>
+        <w:t xml:space="preserve"> </w:t>
+      </w:r>
+      <w:r>
+        <w:t xml:space="preserve">which is the same answer for a file that belongs and a file that does not.</w:t>
+      </w:r>
+    </w:p>
+    <w:p>
+      <w:pPr>
+        <w:pStyle w:val="BodyText"/>
+      </w:pPr>
+      <w:r>
+        <w:rPr>
+          <w:bCs/>
+          <w:b/>
+        </w:rPr>
+        <w:t xml:space="preserve">Count from the manifest, not from the folder.</w:t>
+      </w:r>
+      <w:r>
+        <w:t xml:space="preserve"> </w:t>
+      </w:r>
+      <w:r>
+        <w:t xml:space="preserve">A folder is what a copy-based transfer has</w:t>
+      </w:r>
+      <w:r>
+        <w:t xml:space="preserve"> </w:t>
+      </w:r>
+      <w:r>
+        <w:t xml:space="preserve">accumulated; the manifest is what the package can account for.</w:t>
+      </w:r>
+    </w:p>
+    <w:bookmarkEnd w:id="29"/>
+    <w:bookmarkStart w:id="30" w:name="X2a00f6004378ffbc571c51e8b57ceacf649e2e5"/>
+    <w:p>
+      <w:pPr>
+        <w:pStyle w:val="Heading2"/>
+      </w:pPr>
+      <w:r>
+        <w:t xml:space="preserve">Two things worth knowing before you add another</w:t>
+      </w:r>
+    </w:p>
+    <w:p>
+      <w:pPr>
+        <w:pStyle w:val="FirstParagraph"/>
+      </w:pPr>
+      <w:r>
+        <w:rPr>
+          <w:bCs/>
+          <w:b/>
+        </w:rPr>
+        <w:t xml:space="preserve">A check that measures the easy thing next to the real thing passes vacuously.</w:t>
+      </w:r>
+      <w:r>
+        <w:t xml:space="preserve"> </w:t>
+      </w:r>
+      <w:r>
+        <w:t xml:space="preserve">A patcher asserted</w:t>
+      </w:r>
+      <w:r>
+        <w:t xml:space="preserve"> </w:t>
+      </w:r>
+      <w:r>
+        <w:t xml:space="preserve">insertions and not insertions</w:t>
+      </w:r>
+      <w:r>
+        <w:t xml:space="preserve"> </w:t>
+      </w:r>
+      <w:r>
+        <w:rPr>
+          <w:iCs/>
+          <w:i/>
+        </w:rPr>
         <w:t xml:space="preserve">in the right place</w:t>
       </w:r>
       <w:r>
@@ -2898,6 +3813,124 @@
           <w:bCs/>
           <w:b/>
         </w:rPr>
+        <w:t xml:space="preserve">A tool copied out of the package tests an empty package.</w:t>
+      </w:r>
+      <w:r>
+        <w:t xml:space="preserve"> </w:t>
+      </w:r>
+      <w:r>
+        <w:t xml:space="preserve">Every path here is anchored on the</w:t>
+      </w:r>
+      <w:r>
+        <w:t xml:space="preserve"> </w:t>
+      </w:r>
+      <w:r>
+        <w:t xml:space="preserve">script’s own location, so a copy in</w:t>
+      </w:r>
+      <w:r>
+        <w:t xml:space="preserve"> </w:t>
+      </w:r>
+      <w:r>
+        <w:rPr>
+          <w:rStyle w:val="VerbatimChar"/>
+        </w:rPr>
+        <w:t xml:space="preserve">/tmp</w:t>
+      </w:r>
+      <w:r>
+        <w:t xml:space="preserve"> </w:t>
+      </w:r>
+      <w:r>
+        <w:t xml:space="preserve">resolves</w:t>
+      </w:r>
+      <w:r>
+        <w:t xml:space="preserve"> </w:t>
+      </w:r>
+      <w:r>
+        <w:rPr>
+          <w:rStyle w:val="VerbatimChar"/>
+        </w:rPr>
+        <w:t xml:space="preserve">ROOT</w:t>
+      </w:r>
+      <w:r>
+        <w:t xml:space="preserve"> </w:t>
+      </w:r>
+      <w:r>
+        <w:t xml:space="preserve">to</w:t>
+      </w:r>
+      <w:r>
+        <w:t xml:space="preserve"> </w:t>
+      </w:r>
+      <w:r>
+        <w:rPr>
+          <w:rStyle w:val="VerbatimChar"/>
+        </w:rPr>
+        <w:t xml:space="preserve">/</w:t>
+      </w:r>
+      <w:r>
+        <w:t xml:space="preserve">, finds no</w:t>
+      </w:r>
+      <w:r>
+        <w:t xml:space="preserve"> </w:t>
+      </w:r>
+      <w:r>
+        <w:rPr>
+          <w:rStyle w:val="VerbatimChar"/>
+        </w:rPr>
+        <w:t xml:space="preserve">wireframes/</w:t>
+      </w:r>
+      <w:r>
+        <w:t xml:space="preserve">, prints</w:t>
+      </w:r>
+      <w:r>
+        <w:t xml:space="preserve"> </w:t>
+      </w:r>
+      <w:r>
+        <w:rPr>
+          <w:iCs/>
+          <w:i/>
+        </w:rPr>
+        <w:t xml:space="preserve">no wireframes directory</w:t>
+      </w:r>
+      <w:r>
+        <w:t xml:space="preserve"> </w:t>
+      </w:r>
+      <w:r>
+        <w:t xml:space="preserve">and returns zero.</w:t>
+      </w:r>
+      <w:r>
+        <w:t xml:space="preserve"> </w:t>
+      </w:r>
+      <w:r>
+        <w:rPr>
+          <w:bCs/>
+          <w:b/>
+        </w:rPr>
+        <w:t xml:space="preserve">I lost several rounds to probes that were silent</w:t>
+      </w:r>
+      <w:r>
+        <w:rPr>
+          <w:bCs/>
+          <w:b/>
+        </w:rPr>
+        <w:t xml:space="preserve"> </w:t>
+      </w:r>
+      <w:r>
+        <w:rPr>
+          <w:bCs/>
+          <w:b/>
+        </w:rPr>
+        <w:t xml:space="preserve">because they were correct about the wrong folder.</w:t>
+      </w:r>
+    </w:p>
+    <w:p>
+      <w:pPr>
+        <w:pStyle w:val="BodyText"/>
+      </w:pPr>
+      <w:r>
+        <w:rPr>
+          <w:bCs/>
+          <w:b/>
+        </w:rPr>
         <w:t xml:space="preserve">A number typed once is correct once.</w:t>
       </w:r>
       <w:r>
@@ -2953,8 +3986,8 @@
         <w:t xml:space="preserve">All three are now derived, and that is the only fix that holds.</w:t>
       </w:r>
     </w:p>
-    <w:bookmarkEnd w:id="28"/>
-    <w:bookmarkEnd w:id="29"/>
+    <w:bookmarkEnd w:id="30"/>
+    <w:bookmarkEnd w:id="31"/>
     <w:sectPr>
       <w:headerReference r:id="rId9" w:type="default"/>
       <w:footerReference r:id="rId10" w:type="default"/>
